--- a/README.docx
+++ b/README.docx
@@ -161,162 +161,16 @@
       <w:pPr>
         <w:spacing w:lineRule="auto"/>
       </w:pPr>
-      <w:hyperlink r:id="rId5">
-        <w:r>
-          <w:rPr>
-            <w:rStyle w:val="Hyperlink"/>
-          </w:rPr>
-        </w:r>
-      </w:hyperlink>
-    </w:p>
-    <w:p>
-      <w:pPr>
-        <w:spacing w:lineRule="auto"/>
-      </w:pPr>
-      <w:r>
-        <w:rPr>
-          <w:i/>
-        </w:rPr>
-        <w:t xml:space="preserve">Alojado en Render (plan gratuito): la primera carga puede tardar unos segundos en "despertar".</w:t>
-      </w:r>
-    </w:p>
-    <w:p>
-      <w:pPr>
-        <w:spacing w:lineRule="auto"/>
-      </w:pPr>
-      <w:r>
-        <w:rPr/>
-      </w:r>
-    </w:p>
-    <w:p>
-      <w:pPr>
-        <w:spacing w:lineRule="auto"/>
-      </w:pPr>
-    </w:p>
-    <w:p>
-      <w:pPr>
-        <w:spacing w:lineRule="auto"/>
-      </w:pPr>
-      <w:hyperlink r:id="rId6">
-        <w:r>
-          <w:rPr>
-            <w:rStyle w:val="Hyperlink"/>
-          </w:rPr>
-        </w:r>
-      </w:hyperlink>
-    </w:p>
-    <w:p>
-      <w:pPr>
-        <w:spacing w:lineRule="auto"/>
-      </w:pPr>
-      <w:r>
-        <w:rPr/>
-      </w:r>
-    </w:p>
-    <w:p>
-      <w:pPr>
-        <w:spacing w:lineRule="auto"/>
-      </w:pPr>
-      <w:hyperlink r:id="rId7">
-        <w:r>
-          <w:rPr>
-            <w:rStyle w:val="Hyperlink"/>
-            <w:b/>
-          </w:rPr>
-          <w:t xml:space="preserve">🚀 Ejecutar</w:t>
-        </w:r>
-      </w:hyperlink>
-      <w:r>
-        <w:rPr/>
-        <w:t xml:space="preserve"> ·   </w:t>
-      </w:r>
-      <w:hyperlink r:id="rId8">
-        <w:r>
-          <w:rPr>
-            <w:rStyle w:val="Hyperlink"/>
-            <w:b/>
-          </w:rPr>
-          <w:t xml:space="preserve">🖥️ Interfaces</w:t>
-        </w:r>
-      </w:hyperlink>
-      <w:r>
-        <w:rPr/>
-        <w:t xml:space="preserve"> ·   </w:t>
-      </w:r>
-      <w:hyperlink r:id="rId9">
-        <w:r>
-          <w:rPr>
-            <w:rStyle w:val="Hyperlink"/>
-            <w:b/>
-          </w:rPr>
-          <w:t xml:space="preserve">🔐 Seguridad</w:t>
-        </w:r>
-      </w:hyperlink>
-      <w:r>
-        <w:rPr/>
-        <w:t xml:space="preserve"> ·   </w:t>
-      </w:r>
-      <w:hyperlink r:id="rId10">
-        <w:r>
-          <w:rPr>
-            <w:rStyle w:val="Hyperlink"/>
-            <w:b/>
-          </w:rPr>
-          <w:t xml:space="preserve">🧮 IVA y moneda</w:t>
-        </w:r>
-      </w:hyperlink>
-      <w:r>
-        <w:rPr/>
-        <w:t xml:space="preserve"> ·   </w:t>
-      </w:r>
-      <w:hyperlink r:id="rId11">
-        <w:r>
-          <w:rPr>
-            <w:rStyle w:val="Hyperlink"/>
-            <w:b/>
-          </w:rPr>
-          <w:t xml:space="preserve">🧾 Facturación</w:t>
-        </w:r>
-      </w:hyperlink>
-      <w:r>
-        <w:rPr/>
-        <w:t xml:space="preserve"> ·   </w:t>
-      </w:r>
-      <w:hyperlink r:id="rId12">
-        <w:r>
-          <w:rPr>
-            <w:rStyle w:val="Hyperlink"/>
-            <w:b/>
-          </w:rPr>
-          <w:t xml:space="preserve">🏗️ Arquitectura</w:t>
-        </w:r>
-      </w:hyperlink>
-      <w:r>
-        <w:rPr/>
-        <w:t xml:space="preserve"> ·   </w:t>
-      </w:r>
-      <w:hyperlink r:id="rId13">
-        <w:r>
-          <w:rPr>
-            <w:rStyle w:val="Hyperlink"/>
-            <w:b/>
-          </w:rPr>
-          <w:t xml:space="preserve">📡 Endpoints</w:t>
-        </w:r>
-      </w:hyperlink>
-      <w:r>
-        <w:rPr/>
-        <w:t xml:space="preserve"> ·   </w:t>
-      </w:r>
-      <w:hyperlink r:id="rId14">
-        <w:r>
-          <w:rPr>
-            <w:rStyle w:val="Hyperlink"/>
-            <w:b/>
-          </w:rPr>
-          <w:t xml:space="preserve">🧪 Tests</w:t>
-        </w:r>
-      </w:hyperlink>
+      <w:r>
+        <w:rPr/>
+        <w:t xml:space="preserve">🎬 </w:t>
+      </w:r>
+      <w:r>
+        <w:rPr>
+          <w:b/>
+        </w:rPr>
+        <w:t xml:space="preserve">Video de Presentación</w:t>
+      </w:r>
     </w:p>
     <w:tbl>
       <w:tblPr>
@@ -350,421 +204,39 @@
               <w:right w:val="single" w:sz="1" w:space="0" w:color="000000"/>
             </w:tcBorders>
           </w:tcPr>
-        </w:tc>
-        <w:tc>
-          <w:tcPr>
-            <w:tcBorders>
-              <w:top w:val="single" w:sz="1" w:space="0" w:color="000000"/>
-              <w:bottom w:val="single" w:sz="1" w:space="0" w:color="000000"/>
-              <w:left w:val="single" w:sz="1" w:space="0" w:color="000000"/>
-              <w:right w:val="single" w:sz="1" w:space="0" w:color="000000"/>
-            </w:tcBorders>
-          </w:tcPr>
-          <w:p>
-            <w:pPr>
-              <w:spacing w:lineRule="auto"/>
-            </w:pPr>
-            <w:r>
-              <w:rPr>
-                <w:b/>
-              </w:rPr>
-              <w:t xml:space="preserve">Aplicación web en capas</w:t>
-            </w:r>
-          </w:p>
-          <w:p>
-            <w:pPr>
-              <w:spacing w:lineRule="auto"/>
-            </w:pPr>
-            <w:r>
-              <w:rPr/>
-              <w:t xml:space="preserve"> que expone la misma lógica de negocio a través de </w:t>
-            </w:r>
-          </w:p>
-          <w:p>
-            <w:pPr>
-              <w:spacing w:lineRule="auto"/>
-            </w:pPr>
-            <w:r>
-              <w:rPr>
-                <w:b/>
-              </w:rPr>
-              <w:t xml:space="preserve">dos interfaces independientes</w:t>
-            </w:r>
-          </w:p>
-          <w:p>
-            <w:pPr>
-              <w:spacing w:lineRule="auto"/>
-            </w:pPr>
-            <w:r>
-              <w:rPr/>
-              <w:t xml:space="preserve">:       </w:t>
-            </w:r>
-          </w:p>
-          <w:p>
-            <w:pPr>
-              <w:numPr>
-                <w:ilvl w:val="0"/>
-                <w:numId w:val="1"/>
-              </w:numPr>
-              <w:spacing w:lineRule="auto"/>
-            </w:pPr>
-            <w:r>
-              <w:rPr/>
-              <w:t xml:space="preserve">🖥️ </w:t>
-            </w:r>
-            <w:r>
-              <w:rPr>
-                <w:b/>
-              </w:rPr>
-              <w:t xml:space="preserve">UI Web</w:t>
-            </w:r>
-            <w:r>
-              <w:rPr/>
-              <w:t xml:space="preserve"> con Thymeleaf + Bootstrap, operable directamente desde el navegador.</w:t>
-            </w:r>
-          </w:p>
-          <w:p>
-            <w:pPr>
-              <w:numPr>
-                <w:ilvl w:val="0"/>
-                <w:numId w:val="1"/>
-              </w:numPr>
-              <w:spacing w:lineRule="auto"/>
-            </w:pPr>
-            <w:r>
-              <w:rPr/>
-              <w:t xml:space="preserve">📡 </w:t>
-            </w:r>
-            <w:r>
-              <w:rPr>
-                <w:b/>
-              </w:rPr>
-              <w:t xml:space="preserve">API REST</w:t>
-            </w:r>
-            <w:r>
-              <w:rPr/>
-              <w:t xml:space="preserve"> con DTOs validados, paginación, búsqueda dinámica y documentación interactiva con Swagger UI.</w:t>
-            </w:r>
-          </w:p>
-          <w:p>
-            <w:pPr>
-              <w:numPr>
-                <w:ilvl w:val="0"/>
-                <w:numId w:val="1"/>
-              </w:numPr>
-              <w:spacing w:lineRule="auto"/>
-            </w:pPr>
-            <w:r>
-              <w:rPr/>
-              <w:t xml:space="preserve">🔐 </w:t>
-            </w:r>
-            <w:r>
-              <w:rPr>
-                <w:b/>
-              </w:rPr>
-              <w:t xml:space="preserve">Seguridad con Spring Security</w:t>
-            </w:r>
-            <w:r>
-              <w:rPr/>
-              <w:t xml:space="preserve">: JWT para la API (con refresh + revocación) y login por sesión para la web, control de acceso por </w:t>
-            </w:r>
-            <w:r>
-              <w:rPr>
-                <w:b/>
-              </w:rPr>
-              <w:t xml:space="preserve">3 roles</w:t>
-            </w:r>
-            <w:r>
-              <w:rPr/>
-              <w:t xml:space="preserve">, dashboard de administración y recuperación de contraseña por email.</w:t>
-            </w:r>
-          </w:p>
-          <w:p>
-            <w:pPr>
-              <w:numPr>
-                <w:ilvl w:val="0"/>
-                <w:numId w:val="1"/>
-              </w:numPr>
-              <w:spacing w:lineRule="auto"/>
-            </w:pPr>
-            <w:r>
-              <w:rPr/>
-              <w:t xml:space="preserve">🧮 </w:t>
-            </w:r>
-            <w:r>
-              <w:rPr>
-                <w:b/>
-              </w:rPr>
-              <w:t xml:space="preserve">IVA por categoría y multimoneda</w:t>
-            </w:r>
-            <w:r>
-              <w:rPr/>
-              <w:t xml:space="preserve">: cada producto se valúa en ARS o USD; el IVA lo determina su categoría y el precio final (en ARS y USD) se calcula al momento con el dólar parametrizable por el admin.</w:t>
-            </w:r>
-          </w:p>
-          <w:p>
-            <w:pPr>
-              <w:numPr>
-                <w:ilvl w:val="0"/>
-                <w:numId w:val="1"/>
-              </w:numPr>
-              <w:spacing w:lineRule="auto"/>
-            </w:pPr>
-            <w:r>
-              <w:rPr/>
-              <w:t xml:space="preserve">🧾 </w:t>
-            </w:r>
-            <w:r>
-              <w:rPr>
-                <w:b/>
-              </w:rPr>
-              <w:t xml:space="preserve">Facturación con snapshot</w:t>
-            </w:r>
-            <w:r>
-              <w:rPr/>
-              <w:t xml:space="preserve">: al emitir una factura se congelan precio, tipo de cambio, IVA y totales (documento histórico inmutable) y se descuenta stock; anular lo restituye.</w:t>
-            </w:r>
-          </w:p>
-          <w:p>
-            <w:pPr>
-              <w:numPr>
-                <w:ilvl w:val="0"/>
-                <w:numId w:val="1"/>
-              </w:numPr>
-              <w:spacing w:lineRule="auto"/>
-            </w:pPr>
-            <w:r>
-              <w:rPr/>
-              <w:t xml:space="preserve">👥 </w:t>
-            </w:r>
-            <w:r>
-              <w:rPr>
-                <w:b/>
-              </w:rPr>
-              <w:t xml:space="preserve">Clientes</w:t>
-            </w:r>
-            <w:r>
-              <w:rPr/>
-              <w:t xml:space="preserve">: con condición frente al IVA (responsable inscripto, monotributo, </w:t>
-            </w:r>
-            <w:r>
-              <w:rPr>
-                <w:b/>
-              </w:rPr>
-              <w:t xml:space="preserve">exento</w:t>
-            </w:r>
-            <w:r>
-              <w:rPr/>
-              <w:t xml:space="preserve">, consumidor final). Si el cliente es exento, la factura no cobra IVA. Se pueden dar de alta directamente al facturar.</w:t>
-            </w:r>
-          </w:p>
-          <w:p>
-            <w:pPr>
-              <w:numPr>
-                <w:ilvl w:val="0"/>
-                <w:numId w:val="1"/>
-              </w:numPr>
-              <w:spacing w:lineRule="auto"/>
-            </w:pPr>
-            <w:r>
-              <w:rPr/>
-              <w:t xml:space="preserve">📊 </w:t>
-            </w:r>
-            <w:r>
-              <w:rPr>
-                <w:b/>
-              </w:rPr>
-              <w:t xml:space="preserve">Dashboard de ventas</w:t>
-            </w:r>
-            <w:r>
-              <w:rPr/>
-              <w:t xml:space="preserve">: KPIs (total facturado, ventas del mes, ticket promedio, IVA), gráfico de ventas por mes y rankings de productos y clientes.</w:t>
-            </w:r>
-          </w:p>
-          <w:p>
-            <w:pPr>
-              <w:numPr>
-                <w:ilvl w:val="0"/>
-                <w:numId w:val="1"/>
-              </w:numPr>
-              <w:spacing w:lineRule="auto"/>
-            </w:pPr>
-            <w:r>
-              <w:rPr/>
-              <w:t xml:space="preserve">🏷️ </w:t>
-            </w:r>
-            <w:r>
-              <w:rPr>
-                <w:b/>
-              </w:rPr>
-              <w:t xml:space="preserve">Catálogo visual y lista de precios</w:t>
-            </w:r>
-            <w:r>
-              <w:rPr/>
-              <w:t xml:space="preserve">: cada producto puede llevar imagen y cada categoría un ícono; la vista </w:t>
-            </w:r>
-            <w:r>
-              <w:rPr>
-                <w:b/>
-              </w:rPr>
-              <w:t xml:space="preserve">lista de precios</w:t>
-            </w:r>
-            <w:r>
-              <w:rPr/>
-              <w:t xml:space="preserve"> agrupa por categoría (corte de control) mostrando el precio final en ARS y USD.</w:t>
-            </w:r>
-          </w:p>
-          <w:p>
-            <w:pPr>
-              <w:numPr>
-                <w:ilvl w:val="0"/>
-                <w:numId w:val="1"/>
-              </w:numPr>
-              <w:spacing w:lineRule="auto"/>
-            </w:pPr>
-            <w:r>
-              <w:rPr/>
-              <w:t xml:space="preserve">📦 </w:t>
-            </w:r>
-            <w:r>
-              <w:rPr>
-                <w:b/>
-              </w:rPr>
-              <w:t xml:space="preserve">Control de stock</w:t>
-            </w:r>
-            <w:r>
-              <w:rPr/>
-              <w:t xml:space="preserve">: ajuste rápido (+/−/valor exacto) y </w:t>
-            </w:r>
-            <w:r>
-              <w:rPr>
-                <w:b/>
-              </w:rPr>
-              <w:t xml:space="preserve">alerta de stock bajo en cascada</w:t>
-            </w:r>
-            <w:r>
-              <w:rPr/>
-              <w:t xml:space="preserve"> — el umbral se resuelve por prioridad </w:t>
-            </w:r>
-            <w:r>
-              <w:rPr>
-                <w:b/>
-              </w:rPr>
-              <w:t xml:space="preserve">producto → categoría → global</w:t>
-            </w:r>
-            <w:r>
-              <w:rPr/>
-              <w:t xml:space="preserve"> (gana el más específico) y muestra un aviso cuando el stock llega al mínimo.</w:t>
-            </w:r>
-          </w:p>
-          <w:p>
-            <w:pPr>
-              <w:spacing w:lineRule="auto"/>
-            </w:pPr>
-            <w:r>
-              <w:rPr/>
-              <w:t xml:space="preserve">       Implementa el patrón </w:t>
-            </w:r>
-          </w:p>
-          <w:p>
-            <w:pPr>
-              <w:spacing w:lineRule="auto"/>
-            </w:pPr>
-            <w:r>
-              <w:rPr>
-                <w:b/>
-              </w:rPr>
-              <w:t xml:space="preserve">MVC</w:t>
-            </w:r>
-          </w:p>
-          <w:p>
-            <w:pPr>
-              <w:spacing w:lineRule="auto"/>
-            </w:pPr>
-            <w:r>
-              <w:rPr/>
-              <w:t xml:space="preserve"> sobre una </w:t>
-            </w:r>
-          </w:p>
-          <w:p>
-            <w:pPr>
-              <w:spacing w:lineRule="auto"/>
-            </w:pPr>
-            <w:r>
-              <w:rPr>
-                <w:b/>
-              </w:rPr>
-              <w:t xml:space="preserve">arquitectura en 4 capas</w:t>
-            </w:r>
-          </w:p>
-          <w:p>
-            <w:pPr>
-              <w:spacing w:lineRule="auto"/>
-            </w:pPr>
-            <w:r>
-              <w:rPr/>
-              <w:t xml:space="preserve"> (Controller → Service → Repository → Entity), con DTOs como contrato de entrada/salida, </w:t>
-            </w:r>
-          </w:p>
-          <w:p>
-            <w:pPr>
-              <w:spacing w:lineRule="auto"/>
-            </w:pPr>
-            <w:r>
-              <w:rPr>
-                <w:b/>
-              </w:rPr>
-              <w:t xml:space="preserve">Bean Validation</w:t>
-            </w:r>
-          </w:p>
-          <w:p>
-            <w:pPr>
-              <w:spacing w:lineRule="auto"/>
-            </w:pPr>
-            <w:r>
-              <w:rPr/>
-              <w:t xml:space="preserve">, </w:t>
-            </w:r>
-          </w:p>
-          <w:p>
-            <w:pPr>
-              <w:spacing w:lineRule="auto"/>
-            </w:pPr>
-            <w:r>
-              <w:rPr>
-                <w:b/>
-              </w:rPr>
-              <w:t xml:space="preserve">JPA Specifications</w:t>
-            </w:r>
-          </w:p>
-          <w:p>
-            <w:pPr>
-              <w:spacing w:lineRule="auto"/>
-            </w:pPr>
-            <w:r>
-              <w:rPr/>
-              <w:t xml:space="preserve"> para búsquedas combinadas, paginación nativa de Spring Data, manejo global de excepciones y </w:t>
-            </w:r>
-          </w:p>
-          <w:p>
-            <w:pPr>
-              <w:spacing w:lineRule="auto"/>
-            </w:pPr>
-            <w:r>
-              <w:rPr>
-                <w:b/>
-              </w:rPr>
-              <w:t xml:space="preserve">58 tests automatizados</w:t>
-            </w:r>
-          </w:p>
-          <w:p>
-            <w:pPr>
-              <w:spacing w:lineRule="auto"/>
-            </w:pPr>
-            <w:r>
-              <w:rPr/>
-              <w:t xml:space="preserve"> que cubren repositorios, servicios y controllers REST.     </w:t>
-            </w:r>
+          <w:p>
+            <w:pPr>
+              <w:spacing w:lineRule="auto"/>
+            </w:pPr>
+            <w:hyperlink r:id="rId5">
+              <w:r>
+                <w:rPr>
+                  <w:rStyle w:val="Hyperlink"/>
+                </w:rPr>
+              </w:r>
+            </w:hyperlink>
+          </w:p>
+        </w:tc>
+        <w:tc>
+          <w:tcPr>
+            <w:tcBorders>
+              <w:top w:val="single" w:sz="1" w:space="0" w:color="000000"/>
+              <w:bottom w:val="single" w:sz="1" w:space="0" w:color="000000"/>
+              <w:left w:val="single" w:sz="1" w:space="0" w:color="000000"/>
+              <w:right w:val="single" w:sz="1" w:space="0" w:color="000000"/>
+            </w:tcBorders>
+          </w:tcPr>
+          <w:p>
+            <w:pPr>
+              <w:spacing w:lineRule="auto"/>
+            </w:pPr>
+            <w:hyperlink r:id="rId6">
+              <w:r>
+                <w:rPr>
+                  <w:rStyle w:val="Hyperlink"/>
+                </w:rPr>
+              </w:r>
+            </w:hyperlink>
           </w:p>
         </w:tc>
       </w:tr>
@@ -779,325 +251,172 @@
     </w:p>
     <w:p>
       <w:pPr>
-        <w:pStyle w:val="Heading2"/>
-        <w:spacing w:lineRule="auto"/>
-      </w:pPr>
-      <w:r>
-        <w:rPr/>
-        <w:t xml:space="preserve">Stack</w:t>
-      </w:r>
-    </w:p>
-    <w:p>
-      <w:pPr>
-        <w:numPr>
-          <w:ilvl w:val="0"/>
-          <w:numId w:val="2"/>
-        </w:numPr>
-        <w:spacing w:lineRule="auto"/>
-      </w:pPr>
-      <w:r>
-        <w:rPr>
-          <w:b/>
-        </w:rPr>
-        <w:t xml:space="preserve">Java 17</w:t>
-      </w:r>
-    </w:p>
-    <w:p>
-      <w:pPr>
-        <w:numPr>
-          <w:ilvl w:val="0"/>
-          <w:numId w:val="2"/>
-        </w:numPr>
-        <w:spacing w:lineRule="auto"/>
-      </w:pPr>
-      <w:r>
-        <w:rPr>
-          <w:b/>
-        </w:rPr>
-        <w:t xml:space="preserve">Spring Boot 4.0.6</w:t>
-      </w:r>
-    </w:p>
-    <w:p>
-      <w:pPr>
-        <w:numPr>
-          <w:ilvl w:val="1"/>
-          <w:numId w:val="3"/>
-        </w:numPr>
-        <w:spacing w:lineRule="auto"/>
-      </w:pPr>
-      <w:r>
-        <w:rPr/>
-        <w:t xml:space="preserve">Spring Web MVC</w:t>
-      </w:r>
-    </w:p>
-    <w:p>
-      <w:pPr>
-        <w:numPr>
-          <w:ilvl w:val="1"/>
-          <w:numId w:val="3"/>
-        </w:numPr>
-        <w:spacing w:lineRule="auto"/>
-      </w:pPr>
-      <w:r>
-        <w:rPr/>
-        <w:t xml:space="preserve">Spring Data JPA (Hibernate)</w:t>
-      </w:r>
-    </w:p>
-    <w:p>
-      <w:pPr>
-        <w:numPr>
-          <w:ilvl w:val="1"/>
-          <w:numId w:val="3"/>
-        </w:numPr>
-        <w:spacing w:lineRule="auto"/>
-      </w:pPr>
-      <w:r>
-        <w:rPr/>
-        <w:t xml:space="preserve">Spring Validation</w:t>
-      </w:r>
-    </w:p>
-    <w:p>
-      <w:pPr>
-        <w:numPr>
-          <w:ilvl w:val="1"/>
-          <w:numId w:val="3"/>
-        </w:numPr>
-        <w:spacing w:lineRule="auto"/>
-      </w:pPr>
-      <w:r>
-        <w:rPr>
-          <w:b/>
-        </w:rPr>
-        <w:t xml:space="preserve">Spring Security 7</w:t>
-      </w:r>
-      <w:r>
-        <w:rPr/>
-        <w:t xml:space="preserve"> (autenticación y autorización)</w:t>
-      </w:r>
-    </w:p>
-    <w:p>
-      <w:pPr>
-        <w:numPr>
-          <w:ilvl w:val="1"/>
-          <w:numId w:val="3"/>
-        </w:numPr>
-        <w:spacing w:lineRule="auto"/>
-      </w:pPr>
-      <w:r>
-        <w:rPr/>
-        <w:t xml:space="preserve">Spring Boot Mail (recuperación de contraseña)</w:t>
-      </w:r>
-    </w:p>
-    <w:p>
-      <w:pPr>
-        <w:numPr>
-          <w:ilvl w:val="1"/>
-          <w:numId w:val="3"/>
-        </w:numPr>
-        <w:spacing w:lineRule="auto"/>
-      </w:pPr>
-      <w:r>
-        <w:rPr/>
-        <w:t xml:space="preserve">Spring Boot DevTools</w:t>
-      </w:r>
-    </w:p>
-    <w:p>
-      <w:pPr>
-        <w:numPr>
-          <w:ilvl w:val="1"/>
-          <w:numId w:val="3"/>
-        </w:numPr>
-        <w:spacing w:lineRule="auto"/>
-      </w:pPr>
-      <w:r>
-        <w:rPr>
-          <w:b/>
-        </w:rPr>
-        <w:t xml:space="preserve">Thymeleaf</w:t>
-      </w:r>
-      <w:r>
-        <w:rPr/>
-        <w:t xml:space="preserve"> (vistas HTML server-side)</w:t>
-      </w:r>
-    </w:p>
-    <w:p>
-      <w:pPr>
-        <w:numPr>
-          <w:ilvl w:val="0"/>
-          <w:numId w:val="2"/>
-        </w:numPr>
-        <w:spacing w:lineRule="auto"/>
-      </w:pPr>
-      <w:r>
-        <w:rPr>
-          <w:b/>
-        </w:rPr>
-        <w:t xml:space="preserve">JWT</w:t>
-      </w:r>
-      <w:r>
-        <w:rPr/>
-        <w:t xml:space="preserve"> con </w:t>
-      </w:r>
-      <w:r>
-        <w:rPr/>
-        <w:t xml:space="preserve">jjwt 0.12.6</w:t>
-      </w:r>
-      <w:r>
-        <w:rPr/>
-        <w:t xml:space="preserve"> (access token) + refresh tokens opacos persistidos en BD</w:t>
-      </w:r>
-    </w:p>
-    <w:p>
-      <w:pPr>
-        <w:numPr>
-          <w:ilvl w:val="0"/>
-          <w:numId w:val="2"/>
-        </w:numPr>
-        <w:spacing w:lineRule="auto"/>
-      </w:pPr>
-      <w:r>
-        <w:rPr>
-          <w:b/>
-        </w:rPr>
-        <w:t xml:space="preserve">BCrypt</w:t>
-      </w:r>
-      <w:r>
-        <w:rPr/>
-        <w:t xml:space="preserve"> para el hash de contraseñas</w:t>
-      </w:r>
-    </w:p>
-    <w:p>
-      <w:pPr>
-        <w:numPr>
-          <w:ilvl w:val="0"/>
-          <w:numId w:val="2"/>
-        </w:numPr>
-        <w:spacing w:lineRule="auto"/>
-      </w:pPr>
-      <w:r>
-        <w:rPr>
-          <w:b/>
-        </w:rPr>
-        <w:t xml:space="preserve">PostgreSQL</w:t>
-      </w:r>
-      <w:r>
-        <w:rPr/>
-        <w:t xml:space="preserve"> como base de datos</w:t>
-      </w:r>
-    </w:p>
-    <w:p>
-      <w:pPr>
-        <w:numPr>
-          <w:ilvl w:val="0"/>
-          <w:numId w:val="2"/>
-        </w:numPr>
-        <w:spacing w:lineRule="auto"/>
-      </w:pPr>
-      <w:r>
-        <w:rPr>
-          <w:b/>
-        </w:rPr>
-        <w:t xml:space="preserve">Lombok</w:t>
-      </w:r>
-      <w:r>
-        <w:rPr/>
-        <w:t xml:space="preserve"> para reducir boilerplate</w:t>
-      </w:r>
-    </w:p>
-    <w:p>
-      <w:pPr>
-        <w:numPr>
-          <w:ilvl w:val="0"/>
-          <w:numId w:val="2"/>
-        </w:numPr>
-        <w:spacing w:lineRule="auto"/>
-      </w:pPr>
-      <w:r>
-        <w:rPr>
-          <w:b/>
-        </w:rPr>
-        <w:t xml:space="preserve">springdoc-openapi 3.0.3</w:t>
-      </w:r>
-      <w:r>
-        <w:rPr/>
-        <w:t xml:space="preserve"> para documentación Swagger / OpenAPI 3</w:t>
-      </w:r>
-    </w:p>
-    <w:p>
-      <w:pPr>
-        <w:numPr>
-          <w:ilvl w:val="0"/>
-          <w:numId w:val="2"/>
-        </w:numPr>
-        <w:spacing w:lineRule="auto"/>
-      </w:pPr>
-      <w:r>
-        <w:rPr>
-          <w:b/>
-        </w:rPr>
-        <w:t xml:space="preserve">Bootstrap 5.3</w:t>
-      </w:r>
-      <w:r>
-        <w:rPr/>
-        <w:t xml:space="preserve"> + </w:t>
-      </w:r>
-      <w:r>
-        <w:rPr>
-          <w:b/>
-        </w:rPr>
-        <w:t xml:space="preserve">Bootstrap Icons</w:t>
-      </w:r>
-      <w:r>
-        <w:rPr/>
-        <w:t xml:space="preserve"> + </w:t>
-      </w:r>
-      <w:r>
-        <w:rPr>
-          <w:b/>
-        </w:rPr>
-        <w:t xml:space="preserve">Chart.js 4</w:t>
-      </w:r>
-      <w:r>
-        <w:rPr/>
-        <w:t xml:space="preserve"> (vía CDN, sin build de assets)</w:t>
-      </w:r>
-    </w:p>
-    <w:p>
-      <w:pPr>
-        <w:numPr>
-          <w:ilvl w:val="0"/>
-          <w:numId w:val="2"/>
-        </w:numPr>
-        <w:spacing w:lineRule="auto"/>
-      </w:pPr>
-      <w:r>
-        <w:rPr>
-          <w:b/>
-        </w:rPr>
-        <w:t xml:space="preserve">Maven</w:t>
-      </w:r>
-      <w:r>
-        <w:rPr/>
-        <w:t xml:space="preserve"> como gestor de dependencias (incluye </w:t>
-      </w:r>
-      <w:r>
-        <w:rPr/>
-        <w:t xml:space="preserve">mvnw</w:t>
-      </w:r>
-      <w:r>
-        <w:rPr/>
-        <w:t xml:space="preserve">)</w:t>
-      </w:r>
-    </w:p>
-    <w:p>
-      <w:pPr>
-        <w:pStyle w:val="Heading2"/>
-        <w:spacing w:lineRule="auto"/>
-      </w:pPr>
-      <w:r>
-        <w:rPr/>
-        <w:t xml:space="preserve">Requisitos previos</w:t>
-      </w:r>
+        <w:spacing w:lineRule="auto"/>
+      </w:pPr>
+      <w:r>
+        <w:rPr/>
+      </w:r>
+    </w:p>
+    <w:p>
+      <w:pPr>
+        <w:spacing w:lineRule="auto"/>
+      </w:pPr>
+      <w:hyperlink r:id="rId7">
+        <w:r>
+          <w:rPr>
+            <w:rStyle w:val="Hyperlink"/>
+          </w:rPr>
+        </w:r>
+      </w:hyperlink>
+    </w:p>
+    <w:p>
+      <w:pPr>
+        <w:spacing w:lineRule="auto"/>
+      </w:pPr>
+      <w:r>
+        <w:rPr>
+          <w:i/>
+        </w:rPr>
+        <w:t xml:space="preserve">Alojado en Render (plan gratuito): la primera carga puede tardar unos segundos en "despertar".</w:t>
+      </w:r>
+    </w:p>
+    <w:p>
+      <w:pPr>
+        <w:spacing w:lineRule="auto"/>
+      </w:pPr>
+      <w:r>
+        <w:rPr/>
+      </w:r>
+    </w:p>
+    <w:p>
+      <w:pPr>
+        <w:spacing w:lineRule="auto"/>
+      </w:pPr>
+    </w:p>
+    <w:p>
+      <w:pPr>
+        <w:spacing w:lineRule="auto"/>
+      </w:pPr>
+      <w:hyperlink r:id="rId8">
+        <w:r>
+          <w:rPr>
+            <w:rStyle w:val="Hyperlink"/>
+          </w:rPr>
+        </w:r>
+      </w:hyperlink>
+    </w:p>
+    <w:p>
+      <w:pPr>
+        <w:spacing w:lineRule="auto"/>
+      </w:pPr>
+      <w:r>
+        <w:rPr/>
+      </w:r>
+    </w:p>
+    <w:p>
+      <w:pPr>
+        <w:spacing w:lineRule="auto"/>
+      </w:pPr>
+      <w:hyperlink r:id="rId9">
+        <w:r>
+          <w:rPr>
+            <w:rStyle w:val="Hyperlink"/>
+            <w:b/>
+          </w:rPr>
+          <w:t xml:space="preserve">🚀 Ejecutar</w:t>
+        </w:r>
+      </w:hyperlink>
+      <w:r>
+        <w:rPr/>
+        <w:t xml:space="preserve"> ·   </w:t>
+      </w:r>
+      <w:hyperlink r:id="rId10">
+        <w:r>
+          <w:rPr>
+            <w:rStyle w:val="Hyperlink"/>
+            <w:b/>
+          </w:rPr>
+          <w:t xml:space="preserve">🖥️ Interfaces</w:t>
+        </w:r>
+      </w:hyperlink>
+      <w:r>
+        <w:rPr/>
+        <w:t xml:space="preserve"> ·   </w:t>
+      </w:r>
+      <w:hyperlink r:id="rId11">
+        <w:r>
+          <w:rPr>
+            <w:rStyle w:val="Hyperlink"/>
+            <w:b/>
+          </w:rPr>
+          <w:t xml:space="preserve">🔐 Seguridad</w:t>
+        </w:r>
+      </w:hyperlink>
+      <w:r>
+        <w:rPr/>
+        <w:t xml:space="preserve"> ·   </w:t>
+      </w:r>
+      <w:hyperlink r:id="rId12">
+        <w:r>
+          <w:rPr>
+            <w:rStyle w:val="Hyperlink"/>
+            <w:b/>
+          </w:rPr>
+          <w:t xml:space="preserve">🧮 IVA y moneda</w:t>
+        </w:r>
+      </w:hyperlink>
+      <w:r>
+        <w:rPr/>
+        <w:t xml:space="preserve"> ·   </w:t>
+      </w:r>
+      <w:hyperlink r:id="rId13">
+        <w:r>
+          <w:rPr>
+            <w:rStyle w:val="Hyperlink"/>
+            <w:b/>
+          </w:rPr>
+          <w:t xml:space="preserve">🧾 Facturación</w:t>
+        </w:r>
+      </w:hyperlink>
+      <w:r>
+        <w:rPr/>
+        <w:t xml:space="preserve"> ·   </w:t>
+      </w:r>
+      <w:hyperlink r:id="rId14">
+        <w:r>
+          <w:rPr>
+            <w:rStyle w:val="Hyperlink"/>
+            <w:b/>
+          </w:rPr>
+          <w:t xml:space="preserve">🏗️ Arquitectura</w:t>
+        </w:r>
+      </w:hyperlink>
+      <w:r>
+        <w:rPr/>
+        <w:t xml:space="preserve"> ·   </w:t>
+      </w:r>
+      <w:hyperlink r:id="rId15">
+        <w:r>
+          <w:rPr>
+            <w:rStyle w:val="Hyperlink"/>
+            <w:b/>
+          </w:rPr>
+          <w:t xml:space="preserve">📡 Endpoints</w:t>
+        </w:r>
+      </w:hyperlink>
+      <w:r>
+        <w:rPr/>
+        <w:t xml:space="preserve"> ·   </w:t>
+      </w:r>
+      <w:hyperlink r:id="rId16">
+        <w:r>
+          <w:rPr>
+            <w:rStyle w:val="Hyperlink"/>
+            <w:b/>
+          </w:rPr>
+          <w:t xml:space="preserve">🧪 Tests</w:t>
+        </w:r>
+      </w:hyperlink>
     </w:p>
     <w:tbl>
       <w:tblPr>
@@ -1131,188 +450,420 @@
               <w:right w:val="single" w:sz="1" w:space="0" w:color="000000"/>
             </w:tcBorders>
           </w:tcPr>
-          <w:p>
-            <w:pPr>
-              <w:spacing w:lineRule="auto"/>
-            </w:pPr>
-            <w:r>
-              <w:rPr/>
-              <w:t xml:space="preserve">Herramienta</w:t>
-            </w:r>
-          </w:p>
-        </w:tc>
-        <w:tc>
-          <w:tcPr>
-            <w:tcBorders>
-              <w:top w:val="single" w:sz="1" w:space="0" w:color="000000"/>
-              <w:bottom w:val="single" w:sz="1" w:space="0" w:color="000000"/>
-              <w:left w:val="single" w:sz="1" w:space="0" w:color="000000"/>
-              <w:right w:val="single" w:sz="1" w:space="0" w:color="000000"/>
-            </w:tcBorders>
-          </w:tcPr>
-          <w:p>
-            <w:pPr>
-              <w:spacing w:lineRule="auto"/>
-            </w:pPr>
-            <w:r>
-              <w:rPr/>
-              <w:t xml:space="preserve">Versión mínima</w:t>
-            </w:r>
-          </w:p>
-        </w:tc>
-      </w:tr>
-      <w:tblGrid>
-        <w:gridCol w:w="4320"/>
-        <w:gridCol w:w="4320"/>
-      </w:tblGrid>
-      <w:tr>
-        <w:trPr/>
-        <w:tc>
-          <w:tcPr>
-            <w:tcBorders>
-              <w:top w:val="single" w:sz="1" w:space="0" w:color="000000"/>
-              <w:bottom w:val="single" w:sz="1" w:space="0" w:color="000000"/>
-              <w:left w:val="single" w:sz="1" w:space="0" w:color="000000"/>
-              <w:right w:val="single" w:sz="1" w:space="0" w:color="000000"/>
-            </w:tcBorders>
-          </w:tcPr>
-          <w:p>
-            <w:pPr>
-              <w:spacing w:lineRule="auto"/>
-            </w:pPr>
-            <w:r>
-              <w:rPr/>
-              <w:t xml:space="preserve">JDK</w:t>
-            </w:r>
-          </w:p>
-        </w:tc>
-        <w:tc>
-          <w:tcPr>
-            <w:tcBorders>
-              <w:top w:val="single" w:sz="1" w:space="0" w:color="000000"/>
-              <w:bottom w:val="single" w:sz="1" w:space="0" w:color="000000"/>
-              <w:left w:val="single" w:sz="1" w:space="0" w:color="000000"/>
-              <w:right w:val="single" w:sz="1" w:space="0" w:color="000000"/>
-            </w:tcBorders>
-          </w:tcPr>
-          <w:p>
-            <w:pPr>
-              <w:spacing w:lineRule="auto"/>
-            </w:pPr>
-            <w:r>
-              <w:rPr/>
-              <w:t xml:space="preserve">17</w:t>
-            </w:r>
-          </w:p>
-        </w:tc>
-      </w:tr>
-      <w:tr>
-        <w:trPr/>
-        <w:tc>
-          <w:tcPr>
-            <w:tcBorders>
-              <w:top w:val="single" w:sz="1" w:space="0" w:color="000000"/>
-              <w:bottom w:val="single" w:sz="1" w:space="0" w:color="000000"/>
-              <w:left w:val="single" w:sz="1" w:space="0" w:color="000000"/>
-              <w:right w:val="single" w:sz="1" w:space="0" w:color="000000"/>
-            </w:tcBorders>
-          </w:tcPr>
-          <w:p>
-            <w:pPr>
-              <w:spacing w:lineRule="auto"/>
-            </w:pPr>
-            <w:r>
-              <w:rPr/>
-              <w:t xml:space="preserve">PostgreSQL</w:t>
-            </w:r>
-          </w:p>
-        </w:tc>
-        <w:tc>
-          <w:tcPr>
-            <w:tcBorders>
-              <w:top w:val="single" w:sz="1" w:space="0" w:color="000000"/>
-              <w:bottom w:val="single" w:sz="1" w:space="0" w:color="000000"/>
-              <w:left w:val="single" w:sz="1" w:space="0" w:color="000000"/>
-              <w:right w:val="single" w:sz="1" w:space="0" w:color="000000"/>
-            </w:tcBorders>
-          </w:tcPr>
-          <w:p>
-            <w:pPr>
-              <w:spacing w:lineRule="auto"/>
-            </w:pPr>
-            <w:r>
-              <w:rPr/>
-              <w:t xml:space="preserve">13+</w:t>
-            </w:r>
-          </w:p>
-          <w:p>
-            <w:pPr>
-              <w:spacing w:lineRule="auto"/>
-            </w:pPr>
-            <w:r>
-              <w:rPr/>
-              <w:t xml:space="preserve">(solo para la Opción B — local; con Supabase no hace falta instalarlo)</w:t>
-            </w:r>
-          </w:p>
-        </w:tc>
-      </w:tr>
-      <w:tr>
-        <w:trPr/>
-        <w:tc>
-          <w:tcPr>
-            <w:tcBorders>
-              <w:top w:val="single" w:sz="1" w:space="0" w:color="000000"/>
-              <w:bottom w:val="single" w:sz="1" w:space="0" w:color="000000"/>
-              <w:left w:val="single" w:sz="1" w:space="0" w:color="000000"/>
-              <w:right w:val="single" w:sz="1" w:space="0" w:color="000000"/>
-            </w:tcBorders>
-          </w:tcPr>
-          <w:p>
-            <w:pPr>
-              <w:spacing w:lineRule="auto"/>
-            </w:pPr>
-            <w:r>
-              <w:rPr/>
-              <w:t xml:space="preserve">Maven</w:t>
-            </w:r>
-          </w:p>
-        </w:tc>
-        <w:tc>
-          <w:tcPr>
-            <w:tcBorders>
-              <w:top w:val="single" w:sz="1" w:space="0" w:color="000000"/>
-              <w:bottom w:val="single" w:sz="1" w:space="0" w:color="000000"/>
-              <w:left w:val="single" w:sz="1" w:space="0" w:color="000000"/>
-              <w:right w:val="single" w:sz="1" w:space="0" w:color="000000"/>
-            </w:tcBorders>
-          </w:tcPr>
-          <w:p>
-            <w:pPr>
-              <w:spacing w:lineRule="auto"/>
-            </w:pPr>
-            <w:r>
-              <w:rPr/>
-              <w:t xml:space="preserve">No necesario (usar </w:t>
-            </w:r>
-          </w:p>
+        </w:tc>
+        <w:tc>
+          <w:tcPr>
+            <w:tcBorders>
+              <w:top w:val="single" w:sz="1" w:space="0" w:color="000000"/>
+              <w:bottom w:val="single" w:sz="1" w:space="0" w:color="000000"/>
+              <w:left w:val="single" w:sz="1" w:space="0" w:color="000000"/>
+              <w:right w:val="single" w:sz="1" w:space="0" w:color="000000"/>
+            </w:tcBorders>
+          </w:tcPr>
           <w:p>
             <w:pPr>
               <w:spacing w:lineRule="auto"/>
             </w:pPr>
             <w:r>
               <w:rPr>
-                <w:highlight w:val="lightGray"/>
+                <w:b/>
               </w:rPr>
-              <w:t xml:space="preserve">mvnw</w:t>
-            </w:r>
-          </w:p>
-          <w:p>
-            <w:pPr>
-              <w:spacing w:lineRule="auto"/>
-            </w:pPr>
-            <w:r>
-              <w:rPr/>
-              <w:t xml:space="preserve">)</w:t>
+              <w:t xml:space="preserve">Aplicación web en capas</w:t>
+            </w:r>
+          </w:p>
+          <w:p>
+            <w:pPr>
+              <w:spacing w:lineRule="auto"/>
+            </w:pPr>
+            <w:r>
+              <w:rPr/>
+              <w:t xml:space="preserve"> que expone la misma lógica de negocio a través de </w:t>
+            </w:r>
+          </w:p>
+          <w:p>
+            <w:pPr>
+              <w:spacing w:lineRule="auto"/>
+            </w:pPr>
+            <w:r>
+              <w:rPr>
+                <w:b/>
+              </w:rPr>
+              <w:t xml:space="preserve">dos interfaces independientes</w:t>
+            </w:r>
+          </w:p>
+          <w:p>
+            <w:pPr>
+              <w:spacing w:lineRule="auto"/>
+            </w:pPr>
+            <w:r>
+              <w:rPr/>
+              <w:t xml:space="preserve">:       </w:t>
+            </w:r>
+          </w:p>
+          <w:p>
+            <w:pPr>
+              <w:numPr>
+                <w:ilvl w:val="0"/>
+                <w:numId w:val="1"/>
+              </w:numPr>
+              <w:spacing w:lineRule="auto"/>
+            </w:pPr>
+            <w:r>
+              <w:rPr/>
+              <w:t xml:space="preserve">🖥️ </w:t>
+            </w:r>
+            <w:r>
+              <w:rPr>
+                <w:b/>
+              </w:rPr>
+              <w:t xml:space="preserve">UI Web</w:t>
+            </w:r>
+            <w:r>
+              <w:rPr/>
+              <w:t xml:space="preserve"> con Thymeleaf + Bootstrap, operable directamente desde el navegador.</w:t>
+            </w:r>
+          </w:p>
+          <w:p>
+            <w:pPr>
+              <w:numPr>
+                <w:ilvl w:val="0"/>
+                <w:numId w:val="1"/>
+              </w:numPr>
+              <w:spacing w:lineRule="auto"/>
+            </w:pPr>
+            <w:r>
+              <w:rPr/>
+              <w:t xml:space="preserve">📡 </w:t>
+            </w:r>
+            <w:r>
+              <w:rPr>
+                <w:b/>
+              </w:rPr>
+              <w:t xml:space="preserve">API REST</w:t>
+            </w:r>
+            <w:r>
+              <w:rPr/>
+              <w:t xml:space="preserve"> con DTOs validados, paginación, búsqueda dinámica y documentación interactiva con Swagger UI.</w:t>
+            </w:r>
+          </w:p>
+          <w:p>
+            <w:pPr>
+              <w:numPr>
+                <w:ilvl w:val="0"/>
+                <w:numId w:val="1"/>
+              </w:numPr>
+              <w:spacing w:lineRule="auto"/>
+            </w:pPr>
+            <w:r>
+              <w:rPr/>
+              <w:t xml:space="preserve">🔐 </w:t>
+            </w:r>
+            <w:r>
+              <w:rPr>
+                <w:b/>
+              </w:rPr>
+              <w:t xml:space="preserve">Seguridad con Spring Security</w:t>
+            </w:r>
+            <w:r>
+              <w:rPr/>
+              <w:t xml:space="preserve">: JWT para la API (con refresh + revocación) y login por sesión para la web, control de acceso por </w:t>
+            </w:r>
+            <w:r>
+              <w:rPr>
+                <w:b/>
+              </w:rPr>
+              <w:t xml:space="preserve">3 roles</w:t>
+            </w:r>
+            <w:r>
+              <w:rPr/>
+              <w:t xml:space="preserve">, dashboard de administración y recuperación de contraseña por email.</w:t>
+            </w:r>
+          </w:p>
+          <w:p>
+            <w:pPr>
+              <w:numPr>
+                <w:ilvl w:val="0"/>
+                <w:numId w:val="1"/>
+              </w:numPr>
+              <w:spacing w:lineRule="auto"/>
+            </w:pPr>
+            <w:r>
+              <w:rPr/>
+              <w:t xml:space="preserve">🧮 </w:t>
+            </w:r>
+            <w:r>
+              <w:rPr>
+                <w:b/>
+              </w:rPr>
+              <w:t xml:space="preserve">IVA por categoría y multimoneda</w:t>
+            </w:r>
+            <w:r>
+              <w:rPr/>
+              <w:t xml:space="preserve">: cada producto se valúa en ARS o USD; el IVA lo determina su categoría y el precio final (en ARS y USD) se calcula al momento con el dólar parametrizable por el admin.</w:t>
+            </w:r>
+          </w:p>
+          <w:p>
+            <w:pPr>
+              <w:numPr>
+                <w:ilvl w:val="0"/>
+                <w:numId w:val="1"/>
+              </w:numPr>
+              <w:spacing w:lineRule="auto"/>
+            </w:pPr>
+            <w:r>
+              <w:rPr/>
+              <w:t xml:space="preserve">🧾 </w:t>
+            </w:r>
+            <w:r>
+              <w:rPr>
+                <w:b/>
+              </w:rPr>
+              <w:t xml:space="preserve">Facturación con snapshot</w:t>
+            </w:r>
+            <w:r>
+              <w:rPr/>
+              <w:t xml:space="preserve">: al emitir una factura se congelan precio, tipo de cambio, IVA y totales (documento histórico inmutable) y se descuenta stock; anular lo restituye.</w:t>
+            </w:r>
+          </w:p>
+          <w:p>
+            <w:pPr>
+              <w:numPr>
+                <w:ilvl w:val="0"/>
+                <w:numId w:val="1"/>
+              </w:numPr>
+              <w:spacing w:lineRule="auto"/>
+            </w:pPr>
+            <w:r>
+              <w:rPr/>
+              <w:t xml:space="preserve">👥 </w:t>
+            </w:r>
+            <w:r>
+              <w:rPr>
+                <w:b/>
+              </w:rPr>
+              <w:t xml:space="preserve">Clientes</w:t>
+            </w:r>
+            <w:r>
+              <w:rPr/>
+              <w:t xml:space="preserve">: con condición frente al IVA (responsable inscripto, monotributo, </w:t>
+            </w:r>
+            <w:r>
+              <w:rPr>
+                <w:b/>
+              </w:rPr>
+              <w:t xml:space="preserve">exento</w:t>
+            </w:r>
+            <w:r>
+              <w:rPr/>
+              <w:t xml:space="preserve">, consumidor final). Si el cliente es exento, la factura no cobra IVA. Se pueden dar de alta directamente al facturar.</w:t>
+            </w:r>
+          </w:p>
+          <w:p>
+            <w:pPr>
+              <w:numPr>
+                <w:ilvl w:val="0"/>
+                <w:numId w:val="1"/>
+              </w:numPr>
+              <w:spacing w:lineRule="auto"/>
+            </w:pPr>
+            <w:r>
+              <w:rPr/>
+              <w:t xml:space="preserve">📊 </w:t>
+            </w:r>
+            <w:r>
+              <w:rPr>
+                <w:b/>
+              </w:rPr>
+              <w:t xml:space="preserve">Dashboard de ventas</w:t>
+            </w:r>
+            <w:r>
+              <w:rPr/>
+              <w:t xml:space="preserve">: KPIs (total facturado, ventas del mes, ticket promedio, IVA), gráfico de ventas por mes y rankings de productos y clientes.</w:t>
+            </w:r>
+          </w:p>
+          <w:p>
+            <w:pPr>
+              <w:numPr>
+                <w:ilvl w:val="0"/>
+                <w:numId w:val="1"/>
+              </w:numPr>
+              <w:spacing w:lineRule="auto"/>
+            </w:pPr>
+            <w:r>
+              <w:rPr/>
+              <w:t xml:space="preserve">🏷️ </w:t>
+            </w:r>
+            <w:r>
+              <w:rPr>
+                <w:b/>
+              </w:rPr>
+              <w:t xml:space="preserve">Catálogo visual y lista de precios</w:t>
+            </w:r>
+            <w:r>
+              <w:rPr/>
+              <w:t xml:space="preserve">: cada producto puede llevar imagen y cada categoría un ícono; la vista </w:t>
+            </w:r>
+            <w:r>
+              <w:rPr>
+                <w:b/>
+              </w:rPr>
+              <w:t xml:space="preserve">lista de precios</w:t>
+            </w:r>
+            <w:r>
+              <w:rPr/>
+              <w:t xml:space="preserve"> agrupa por categoría (corte de control) mostrando el precio final en ARS y USD.</w:t>
+            </w:r>
+          </w:p>
+          <w:p>
+            <w:pPr>
+              <w:numPr>
+                <w:ilvl w:val="0"/>
+                <w:numId w:val="1"/>
+              </w:numPr>
+              <w:spacing w:lineRule="auto"/>
+            </w:pPr>
+            <w:r>
+              <w:rPr/>
+              <w:t xml:space="preserve">📦 </w:t>
+            </w:r>
+            <w:r>
+              <w:rPr>
+                <w:b/>
+              </w:rPr>
+              <w:t xml:space="preserve">Control de stock</w:t>
+            </w:r>
+            <w:r>
+              <w:rPr/>
+              <w:t xml:space="preserve">: ajuste rápido (+/−/valor exacto) y </w:t>
+            </w:r>
+            <w:r>
+              <w:rPr>
+                <w:b/>
+              </w:rPr>
+              <w:t xml:space="preserve">alerta de stock bajo en cascada</w:t>
+            </w:r>
+            <w:r>
+              <w:rPr/>
+              <w:t xml:space="preserve"> — el umbral se resuelve por prioridad </w:t>
+            </w:r>
+            <w:r>
+              <w:rPr>
+                <w:b/>
+              </w:rPr>
+              <w:t xml:space="preserve">producto → categoría → global</w:t>
+            </w:r>
+            <w:r>
+              <w:rPr/>
+              <w:t xml:space="preserve"> (gana el más específico) y muestra un aviso cuando el stock llega al mínimo.</w:t>
+            </w:r>
+          </w:p>
+          <w:p>
+            <w:pPr>
+              <w:spacing w:lineRule="auto"/>
+            </w:pPr>
+            <w:r>
+              <w:rPr/>
+              <w:t xml:space="preserve">       Implementa el patrón </w:t>
+            </w:r>
+          </w:p>
+          <w:p>
+            <w:pPr>
+              <w:spacing w:lineRule="auto"/>
+            </w:pPr>
+            <w:r>
+              <w:rPr>
+                <w:b/>
+              </w:rPr>
+              <w:t xml:space="preserve">MVC</w:t>
+            </w:r>
+          </w:p>
+          <w:p>
+            <w:pPr>
+              <w:spacing w:lineRule="auto"/>
+            </w:pPr>
+            <w:r>
+              <w:rPr/>
+              <w:t xml:space="preserve"> sobre una </w:t>
+            </w:r>
+          </w:p>
+          <w:p>
+            <w:pPr>
+              <w:spacing w:lineRule="auto"/>
+            </w:pPr>
+            <w:r>
+              <w:rPr>
+                <w:b/>
+              </w:rPr>
+              <w:t xml:space="preserve">arquitectura en 4 capas</w:t>
+            </w:r>
+          </w:p>
+          <w:p>
+            <w:pPr>
+              <w:spacing w:lineRule="auto"/>
+            </w:pPr>
+            <w:r>
+              <w:rPr/>
+              <w:t xml:space="preserve"> (Controller → Service → Repository → Entity), con DTOs como contrato de entrada/salida, </w:t>
+            </w:r>
+          </w:p>
+          <w:p>
+            <w:pPr>
+              <w:spacing w:lineRule="auto"/>
+            </w:pPr>
+            <w:r>
+              <w:rPr>
+                <w:b/>
+              </w:rPr>
+              <w:t xml:space="preserve">Bean Validation</w:t>
+            </w:r>
+          </w:p>
+          <w:p>
+            <w:pPr>
+              <w:spacing w:lineRule="auto"/>
+            </w:pPr>
+            <w:r>
+              <w:rPr/>
+              <w:t xml:space="preserve">, </w:t>
+            </w:r>
+          </w:p>
+          <w:p>
+            <w:pPr>
+              <w:spacing w:lineRule="auto"/>
+            </w:pPr>
+            <w:r>
+              <w:rPr>
+                <w:b/>
+              </w:rPr>
+              <w:t xml:space="preserve">JPA Specifications</w:t>
+            </w:r>
+          </w:p>
+          <w:p>
+            <w:pPr>
+              <w:spacing w:lineRule="auto"/>
+            </w:pPr>
+            <w:r>
+              <w:rPr/>
+              <w:t xml:space="preserve"> para búsquedas combinadas, paginación nativa de Spring Data, manejo global de excepciones y </w:t>
+            </w:r>
+          </w:p>
+          <w:p>
+            <w:pPr>
+              <w:spacing w:lineRule="auto"/>
+            </w:pPr>
+            <w:r>
+              <w:rPr>
+                <w:b/>
+              </w:rPr>
+              <w:t xml:space="preserve">58 tests automatizados</w:t>
+            </w:r>
+          </w:p>
+          <w:p>
+            <w:pPr>
+              <w:spacing w:lineRule="auto"/>
+            </w:pPr>
+            <w:r>
+              <w:rPr/>
+              <w:t xml:space="preserve"> que cubren repositorios, servicios y controllers REST.     </w:t>
             </w:r>
           </w:p>
         </w:tc>
@@ -1333,46 +884,319 @@
       </w:pPr>
       <w:r>
         <w:rPr/>
-        <w:t xml:space="preserve">Configuración de la base de datos</w:t>
-      </w:r>
-    </w:p>
-    <w:p>
-      <w:pPr>
-        <w:spacing w:lineRule="auto"/>
-      </w:pPr>
-      <w:r>
-        <w:rPr/>
-        <w:t xml:space="preserve">La conexión se configura por </w:t>
-      </w:r>
+        <w:t xml:space="preserve">Stack</w:t>
+      </w:r>
+    </w:p>
+    <w:p>
+      <w:pPr>
+        <w:numPr>
+          <w:ilvl w:val="0"/>
+          <w:numId w:val="2"/>
+        </w:numPr>
+        <w:spacing w:lineRule="auto"/>
+      </w:pPr>
       <w:r>
         <w:rPr>
           <w:b/>
         </w:rPr>
-        <w:t xml:space="preserve">variables de entorno</w:t>
-      </w:r>
-      <w:r>
-        <w:rPr/>
-        <w:t xml:space="preserve">. Se puede apuntar a </w:t>
-      </w:r>
+        <w:t xml:space="preserve">Java 17</w:t>
+      </w:r>
+    </w:p>
+    <w:p>
+      <w:pPr>
+        <w:numPr>
+          <w:ilvl w:val="0"/>
+          <w:numId w:val="2"/>
+        </w:numPr>
+        <w:spacing w:lineRule="auto"/>
+      </w:pPr>
       <w:r>
         <w:rPr>
           <w:b/>
         </w:rPr>
-        <w:t xml:space="preserve">Supabase</w:t>
-      </w:r>
-      <w:r>
-        <w:rPr/>
-        <w:t xml:space="preserve"> (PostgreSQL en la nube) o a un </w:t>
-      </w:r>
+        <w:t xml:space="preserve">Spring Boot 4.0.6</w:t>
+      </w:r>
+    </w:p>
+    <w:p>
+      <w:pPr>
+        <w:numPr>
+          <w:ilvl w:val="1"/>
+          <w:numId w:val="3"/>
+        </w:numPr>
+        <w:spacing w:lineRule="auto"/>
+      </w:pPr>
+      <w:r>
+        <w:rPr/>
+        <w:t xml:space="preserve">Spring Web MVC</w:t>
+      </w:r>
+    </w:p>
+    <w:p>
+      <w:pPr>
+        <w:numPr>
+          <w:ilvl w:val="1"/>
+          <w:numId w:val="3"/>
+        </w:numPr>
+        <w:spacing w:lineRule="auto"/>
+      </w:pPr>
+      <w:r>
+        <w:rPr/>
+        <w:t xml:space="preserve">Spring Data JPA (Hibernate)</w:t>
+      </w:r>
+    </w:p>
+    <w:p>
+      <w:pPr>
+        <w:numPr>
+          <w:ilvl w:val="1"/>
+          <w:numId w:val="3"/>
+        </w:numPr>
+        <w:spacing w:lineRule="auto"/>
+      </w:pPr>
+      <w:r>
+        <w:rPr/>
+        <w:t xml:space="preserve">Spring Validation</w:t>
+      </w:r>
+    </w:p>
+    <w:p>
+      <w:pPr>
+        <w:numPr>
+          <w:ilvl w:val="1"/>
+          <w:numId w:val="3"/>
+        </w:numPr>
+        <w:spacing w:lineRule="auto"/>
+      </w:pPr>
       <w:r>
         <w:rPr>
           <w:b/>
         </w:rPr>
-        <w:t xml:space="preserve">PostgreSQL local</w:t>
-      </w:r>
-      <w:r>
-        <w:rPr/>
-        <w:t xml:space="preserve">.</w:t>
+        <w:t xml:space="preserve">Spring Security 7</w:t>
+      </w:r>
+      <w:r>
+        <w:rPr/>
+        <w:t xml:space="preserve"> (autenticación y autorización)</w:t>
+      </w:r>
+    </w:p>
+    <w:p>
+      <w:pPr>
+        <w:numPr>
+          <w:ilvl w:val="1"/>
+          <w:numId w:val="3"/>
+        </w:numPr>
+        <w:spacing w:lineRule="auto"/>
+      </w:pPr>
+      <w:r>
+        <w:rPr/>
+        <w:t xml:space="preserve">Spring Boot Mail (recuperación de contraseña)</w:t>
+      </w:r>
+    </w:p>
+    <w:p>
+      <w:pPr>
+        <w:numPr>
+          <w:ilvl w:val="1"/>
+          <w:numId w:val="3"/>
+        </w:numPr>
+        <w:spacing w:lineRule="auto"/>
+      </w:pPr>
+      <w:r>
+        <w:rPr/>
+        <w:t xml:space="preserve">Spring Boot DevTools</w:t>
+      </w:r>
+    </w:p>
+    <w:p>
+      <w:pPr>
+        <w:numPr>
+          <w:ilvl w:val="1"/>
+          <w:numId w:val="3"/>
+        </w:numPr>
+        <w:spacing w:lineRule="auto"/>
+      </w:pPr>
+      <w:r>
+        <w:rPr>
+          <w:b/>
+        </w:rPr>
+        <w:t xml:space="preserve">Thymeleaf</w:t>
+      </w:r>
+      <w:r>
+        <w:rPr/>
+        <w:t xml:space="preserve"> (vistas HTML server-side)</w:t>
+      </w:r>
+    </w:p>
+    <w:p>
+      <w:pPr>
+        <w:numPr>
+          <w:ilvl w:val="0"/>
+          <w:numId w:val="2"/>
+        </w:numPr>
+        <w:spacing w:lineRule="auto"/>
+      </w:pPr>
+      <w:r>
+        <w:rPr>
+          <w:b/>
+        </w:rPr>
+        <w:t xml:space="preserve">JWT</w:t>
+      </w:r>
+      <w:r>
+        <w:rPr/>
+        <w:t xml:space="preserve"> con </w:t>
+      </w:r>
+      <w:r>
+        <w:rPr/>
+        <w:t xml:space="preserve">jjwt 0.12.6</w:t>
+      </w:r>
+      <w:r>
+        <w:rPr/>
+        <w:t xml:space="preserve"> (access token) + refresh tokens opacos persistidos en BD</w:t>
+      </w:r>
+    </w:p>
+    <w:p>
+      <w:pPr>
+        <w:numPr>
+          <w:ilvl w:val="0"/>
+          <w:numId w:val="2"/>
+        </w:numPr>
+        <w:spacing w:lineRule="auto"/>
+      </w:pPr>
+      <w:r>
+        <w:rPr>
+          <w:b/>
+        </w:rPr>
+        <w:t xml:space="preserve">BCrypt</w:t>
+      </w:r>
+      <w:r>
+        <w:rPr/>
+        <w:t xml:space="preserve"> para el hash de contraseñas</w:t>
+      </w:r>
+    </w:p>
+    <w:p>
+      <w:pPr>
+        <w:numPr>
+          <w:ilvl w:val="0"/>
+          <w:numId w:val="2"/>
+        </w:numPr>
+        <w:spacing w:lineRule="auto"/>
+      </w:pPr>
+      <w:r>
+        <w:rPr>
+          <w:b/>
+        </w:rPr>
+        <w:t xml:space="preserve">PostgreSQL</w:t>
+      </w:r>
+      <w:r>
+        <w:rPr/>
+        <w:t xml:space="preserve"> como base de datos</w:t>
+      </w:r>
+    </w:p>
+    <w:p>
+      <w:pPr>
+        <w:numPr>
+          <w:ilvl w:val="0"/>
+          <w:numId w:val="2"/>
+        </w:numPr>
+        <w:spacing w:lineRule="auto"/>
+      </w:pPr>
+      <w:r>
+        <w:rPr>
+          <w:b/>
+        </w:rPr>
+        <w:t xml:space="preserve">Lombok</w:t>
+      </w:r>
+      <w:r>
+        <w:rPr/>
+        <w:t xml:space="preserve"> para reducir boilerplate</w:t>
+      </w:r>
+    </w:p>
+    <w:p>
+      <w:pPr>
+        <w:numPr>
+          <w:ilvl w:val="0"/>
+          <w:numId w:val="2"/>
+        </w:numPr>
+        <w:spacing w:lineRule="auto"/>
+      </w:pPr>
+      <w:r>
+        <w:rPr>
+          <w:b/>
+        </w:rPr>
+        <w:t xml:space="preserve">springdoc-openapi 3.0.3</w:t>
+      </w:r>
+      <w:r>
+        <w:rPr/>
+        <w:t xml:space="preserve"> para documentación Swagger / OpenAPI 3</w:t>
+      </w:r>
+    </w:p>
+    <w:p>
+      <w:pPr>
+        <w:numPr>
+          <w:ilvl w:val="0"/>
+          <w:numId w:val="2"/>
+        </w:numPr>
+        <w:spacing w:lineRule="auto"/>
+      </w:pPr>
+      <w:r>
+        <w:rPr>
+          <w:b/>
+        </w:rPr>
+        <w:t xml:space="preserve">Bootstrap 5.3</w:t>
+      </w:r>
+      <w:r>
+        <w:rPr/>
+        <w:t xml:space="preserve"> + </w:t>
+      </w:r>
+      <w:r>
+        <w:rPr>
+          <w:b/>
+        </w:rPr>
+        <w:t xml:space="preserve">Bootstrap Icons</w:t>
+      </w:r>
+      <w:r>
+        <w:rPr/>
+        <w:t xml:space="preserve"> + </w:t>
+      </w:r>
+      <w:r>
+        <w:rPr>
+          <w:b/>
+        </w:rPr>
+        <w:t xml:space="preserve">Chart.js 4</w:t>
+      </w:r>
+      <w:r>
+        <w:rPr/>
+        <w:t xml:space="preserve"> (vía CDN, sin build de assets)</w:t>
+      </w:r>
+    </w:p>
+    <w:p>
+      <w:pPr>
+        <w:numPr>
+          <w:ilvl w:val="0"/>
+          <w:numId w:val="2"/>
+        </w:numPr>
+        <w:spacing w:lineRule="auto"/>
+      </w:pPr>
+      <w:r>
+        <w:rPr>
+          <w:b/>
+        </w:rPr>
+        <w:t xml:space="preserve">Maven</w:t>
+      </w:r>
+      <w:r>
+        <w:rPr/>
+        <w:t xml:space="preserve"> como gestor de dependencias (incluye </w:t>
+      </w:r>
+      <w:r>
+        <w:rPr/>
+        <w:t xml:space="preserve">mvnw</w:t>
+      </w:r>
+      <w:r>
+        <w:rPr/>
+        <w:t xml:space="preserve">)</w:t>
+      </w:r>
+    </w:p>
+    <w:p>
+      <w:pPr>
+        <w:pStyle w:val="Heading2"/>
+        <w:spacing w:lineRule="auto"/>
+      </w:pPr>
+      <w:r>
+        <w:rPr/>
+        <w:t xml:space="preserve">Requisitos previos</w:t>
       </w:r>
     </w:p>
     <w:tbl>
@@ -1413,26 +1237,26 @@
             </w:pPr>
             <w:r>
               <w:rPr/>
-              <w:t xml:space="preserve">Variable</w:t>
-            </w:r>
-          </w:p>
-        </w:tc>
-        <w:tc>
-          <w:tcPr>
-            <w:tcBorders>
-              <w:top w:val="single" w:sz="1" w:space="0" w:color="000000"/>
-              <w:bottom w:val="single" w:sz="1" w:space="0" w:color="000000"/>
-              <w:left w:val="single" w:sz="1" w:space="0" w:color="000000"/>
-              <w:right w:val="single" w:sz="1" w:space="0" w:color="000000"/>
-            </w:tcBorders>
-          </w:tcPr>
-          <w:p>
-            <w:pPr>
-              <w:spacing w:lineRule="auto"/>
-            </w:pPr>
-            <w:r>
-              <w:rPr/>
-              <w:t xml:space="preserve">Default</w:t>
+              <w:t xml:space="preserve">Herramienta</w:t>
+            </w:r>
+          </w:p>
+        </w:tc>
+        <w:tc>
+          <w:tcPr>
+            <w:tcBorders>
+              <w:top w:val="single" w:sz="1" w:space="0" w:color="000000"/>
+              <w:bottom w:val="single" w:sz="1" w:space="0" w:color="000000"/>
+              <w:left w:val="single" w:sz="1" w:space="0" w:color="000000"/>
+              <w:right w:val="single" w:sz="1" w:space="0" w:color="000000"/>
+            </w:tcBorders>
+          </w:tcPr>
+          <w:p>
+            <w:pPr>
+              <w:spacing w:lineRule="auto"/>
+            </w:pPr>
+            <w:r>
+              <w:rPr/>
+              <w:t xml:space="preserve">Versión mínima</w:t>
             </w:r>
           </w:p>
         </w:tc>
@@ -1457,6 +1281,282 @@
               <w:spacing w:lineRule="auto"/>
             </w:pPr>
             <w:r>
+              <w:rPr/>
+              <w:t xml:space="preserve">JDK</w:t>
+            </w:r>
+          </w:p>
+        </w:tc>
+        <w:tc>
+          <w:tcPr>
+            <w:tcBorders>
+              <w:top w:val="single" w:sz="1" w:space="0" w:color="000000"/>
+              <w:bottom w:val="single" w:sz="1" w:space="0" w:color="000000"/>
+              <w:left w:val="single" w:sz="1" w:space="0" w:color="000000"/>
+              <w:right w:val="single" w:sz="1" w:space="0" w:color="000000"/>
+            </w:tcBorders>
+          </w:tcPr>
+          <w:p>
+            <w:pPr>
+              <w:spacing w:lineRule="auto"/>
+            </w:pPr>
+            <w:r>
+              <w:rPr/>
+              <w:t xml:space="preserve">17</w:t>
+            </w:r>
+          </w:p>
+        </w:tc>
+      </w:tr>
+      <w:tr>
+        <w:trPr/>
+        <w:tc>
+          <w:tcPr>
+            <w:tcBorders>
+              <w:top w:val="single" w:sz="1" w:space="0" w:color="000000"/>
+              <w:bottom w:val="single" w:sz="1" w:space="0" w:color="000000"/>
+              <w:left w:val="single" w:sz="1" w:space="0" w:color="000000"/>
+              <w:right w:val="single" w:sz="1" w:space="0" w:color="000000"/>
+            </w:tcBorders>
+          </w:tcPr>
+          <w:p>
+            <w:pPr>
+              <w:spacing w:lineRule="auto"/>
+            </w:pPr>
+            <w:r>
+              <w:rPr/>
+              <w:t xml:space="preserve">PostgreSQL</w:t>
+            </w:r>
+          </w:p>
+        </w:tc>
+        <w:tc>
+          <w:tcPr>
+            <w:tcBorders>
+              <w:top w:val="single" w:sz="1" w:space="0" w:color="000000"/>
+              <w:bottom w:val="single" w:sz="1" w:space="0" w:color="000000"/>
+              <w:left w:val="single" w:sz="1" w:space="0" w:color="000000"/>
+              <w:right w:val="single" w:sz="1" w:space="0" w:color="000000"/>
+            </w:tcBorders>
+          </w:tcPr>
+          <w:p>
+            <w:pPr>
+              <w:spacing w:lineRule="auto"/>
+            </w:pPr>
+            <w:r>
+              <w:rPr/>
+              <w:t xml:space="preserve">13+</w:t>
+            </w:r>
+          </w:p>
+          <w:p>
+            <w:pPr>
+              <w:spacing w:lineRule="auto"/>
+            </w:pPr>
+            <w:r>
+              <w:rPr/>
+              <w:t xml:space="preserve">(solo para la Opción B — local; con Supabase no hace falta instalarlo)</w:t>
+            </w:r>
+          </w:p>
+        </w:tc>
+      </w:tr>
+      <w:tr>
+        <w:trPr/>
+        <w:tc>
+          <w:tcPr>
+            <w:tcBorders>
+              <w:top w:val="single" w:sz="1" w:space="0" w:color="000000"/>
+              <w:bottom w:val="single" w:sz="1" w:space="0" w:color="000000"/>
+              <w:left w:val="single" w:sz="1" w:space="0" w:color="000000"/>
+              <w:right w:val="single" w:sz="1" w:space="0" w:color="000000"/>
+            </w:tcBorders>
+          </w:tcPr>
+          <w:p>
+            <w:pPr>
+              <w:spacing w:lineRule="auto"/>
+            </w:pPr>
+            <w:r>
+              <w:rPr/>
+              <w:t xml:space="preserve">Maven</w:t>
+            </w:r>
+          </w:p>
+        </w:tc>
+        <w:tc>
+          <w:tcPr>
+            <w:tcBorders>
+              <w:top w:val="single" w:sz="1" w:space="0" w:color="000000"/>
+              <w:bottom w:val="single" w:sz="1" w:space="0" w:color="000000"/>
+              <w:left w:val="single" w:sz="1" w:space="0" w:color="000000"/>
+              <w:right w:val="single" w:sz="1" w:space="0" w:color="000000"/>
+            </w:tcBorders>
+          </w:tcPr>
+          <w:p>
+            <w:pPr>
+              <w:spacing w:lineRule="auto"/>
+            </w:pPr>
+            <w:r>
+              <w:rPr/>
+              <w:t xml:space="preserve">No necesario (usar </w:t>
+            </w:r>
+          </w:p>
+          <w:p>
+            <w:pPr>
+              <w:spacing w:lineRule="auto"/>
+            </w:pPr>
+            <w:r>
+              <w:rPr>
+                <w:highlight w:val="lightGray"/>
+              </w:rPr>
+              <w:t xml:space="preserve">mvnw</w:t>
+            </w:r>
+          </w:p>
+          <w:p>
+            <w:pPr>
+              <w:spacing w:lineRule="auto"/>
+            </w:pPr>
+            <w:r>
+              <w:rPr/>
+              <w:t xml:space="preserve">)</w:t>
+            </w:r>
+          </w:p>
+        </w:tc>
+      </w:tr>
+    </w:tbl>
+    <w:p>
+      <w:pPr>
+        <w:spacing w:lineRule="auto"/>
+      </w:pPr>
+      <w:r>
+        <w:rPr/>
+      </w:r>
+    </w:p>
+    <w:p>
+      <w:pPr>
+        <w:pStyle w:val="Heading2"/>
+        <w:spacing w:lineRule="auto"/>
+      </w:pPr>
+      <w:r>
+        <w:rPr/>
+        <w:t xml:space="preserve">Configuración de la base de datos</w:t>
+      </w:r>
+    </w:p>
+    <w:p>
+      <w:pPr>
+        <w:spacing w:lineRule="auto"/>
+      </w:pPr>
+      <w:r>
+        <w:rPr/>
+        <w:t xml:space="preserve">La conexión se configura por </w:t>
+      </w:r>
+      <w:r>
+        <w:rPr>
+          <w:b/>
+        </w:rPr>
+        <w:t xml:space="preserve">variables de entorno</w:t>
+      </w:r>
+      <w:r>
+        <w:rPr/>
+        <w:t xml:space="preserve">. Se puede apuntar a </w:t>
+      </w:r>
+      <w:r>
+        <w:rPr>
+          <w:b/>
+        </w:rPr>
+        <w:t xml:space="preserve">Supabase</w:t>
+      </w:r>
+      <w:r>
+        <w:rPr/>
+        <w:t xml:space="preserve"> (PostgreSQL en la nube) o a un </w:t>
+      </w:r>
+      <w:r>
+        <w:rPr>
+          <w:b/>
+        </w:rPr>
+        <w:t xml:space="preserve">PostgreSQL local</w:t>
+      </w:r>
+      <w:r>
+        <w:rPr/>
+        <w:t xml:space="preserve">.</w:t>
+      </w:r>
+    </w:p>
+    <w:tbl>
+      <w:tblPr>
+        <w:tblBorders>
+          <w:top w:val="single" w:sz="2" w:space="0" w:color="000000"/>
+          <w:bottom w:val="single" w:sz="2" w:space="0" w:color="000000"/>
+          <w:left w:val="single" w:sz="2" w:space="0" w:color="000000"/>
+          <w:right w:val="single" w:sz="2" w:space="0" w:color="000000"/>
+        </w:tblBorders>
+        <w:tblCellSpacing w:w="0" w:type="dxa"/>
+        <w:tblCellMar>
+          <w:top w:type="dxa" w:w="80"/>
+          <w:bottom w:type="dxa" w:w="80"/>
+          <w:left w:type="dxa" w:w="160"/>
+          <w:right w:type="dxa" w:w="160"/>
+        </w:tblCellMar>
+        <w:jc w:val="center"/>
+      </w:tblPr>
+      <w:tblGrid>
+        <w:gridCol w:w="4320"/>
+        <w:gridCol w:w="4320"/>
+      </w:tblGrid>
+      <w:tr>
+        <w:trPr/>
+        <w:tc>
+          <w:tcPr>
+            <w:tcBorders>
+              <w:top w:val="single" w:sz="1" w:space="0" w:color="000000"/>
+              <w:bottom w:val="single" w:sz="1" w:space="0" w:color="000000"/>
+              <w:left w:val="single" w:sz="1" w:space="0" w:color="000000"/>
+              <w:right w:val="single" w:sz="1" w:space="0" w:color="000000"/>
+            </w:tcBorders>
+          </w:tcPr>
+          <w:p>
+            <w:pPr>
+              <w:spacing w:lineRule="auto"/>
+            </w:pPr>
+            <w:r>
+              <w:rPr/>
+              <w:t xml:space="preserve">Variable</w:t>
+            </w:r>
+          </w:p>
+        </w:tc>
+        <w:tc>
+          <w:tcPr>
+            <w:tcBorders>
+              <w:top w:val="single" w:sz="1" w:space="0" w:color="000000"/>
+              <w:bottom w:val="single" w:sz="1" w:space="0" w:color="000000"/>
+              <w:left w:val="single" w:sz="1" w:space="0" w:color="000000"/>
+              <w:right w:val="single" w:sz="1" w:space="0" w:color="000000"/>
+            </w:tcBorders>
+          </w:tcPr>
+          <w:p>
+            <w:pPr>
+              <w:spacing w:lineRule="auto"/>
+            </w:pPr>
+            <w:r>
+              <w:rPr/>
+              <w:t xml:space="preserve">Default</w:t>
+            </w:r>
+          </w:p>
+        </w:tc>
+      </w:tr>
+      <w:tblGrid>
+        <w:gridCol w:w="4320"/>
+        <w:gridCol w:w="4320"/>
+      </w:tblGrid>
+      <w:tr>
+        <w:trPr/>
+        <w:tc>
+          <w:tcPr>
+            <w:tcBorders>
+              <w:top w:val="single" w:sz="1" w:space="0" w:color="000000"/>
+              <w:bottom w:val="single" w:sz="1" w:space="0" w:color="000000"/>
+              <w:left w:val="single" w:sz="1" w:space="0" w:color="000000"/>
+              <w:right w:val="single" w:sz="1" w:space="0" w:color="000000"/>
+            </w:tcBorders>
+          </w:tcPr>
+          <w:p>
+            <w:pPr>
+              <w:spacing w:lineRule="auto"/>
+            </w:pPr>
+            <w:r>
               <w:rPr>
                 <w:highlight w:val="lightGray"/>
               </w:rPr>
@@ -1749,7 +1849,7 @@
         <w:rPr/>
         <w:t xml:space="preserve">Crear un proyecto en </w:t>
       </w:r>
-      <w:hyperlink r:id="rId15">
+      <w:hyperlink r:id="rId17">
         <w:r>
           <w:rPr>
             <w:rStyle w:val="Hyperlink"/>
@@ -16087,6 +16187,45 @@
         <w:spacing w:lineRule="auto"/>
       </w:pPr>
       <w:r>
+        <w:rPr/>
+        <w:drawing>
+          <wp:inline distB="0" distL="0" distR="0" distT="0">
+            <wp:extent cx="2857500" cy="1981200"/>
+            <wp:effectExtent b="0" l="0" r="0" t="0"/>
+            <wp:docPr id="2" name="image-xjlc2xVdejmf2EgVONXLE.png"/>
+            <a:graphic>
+              <a:graphicData uri="http://schemas.openxmlformats.org/drawingml/2006/picture">
+                <pic:pic>
+                  <pic:nvPicPr>
+                    <pic:cNvPr id="2" name="image-xjlc2xVdejmf2EgVONXLE.png" descr=""/>
+                    <pic:cNvPicPr/>
+                  </pic:nvPicPr>
+                  <pic:blipFill>
+                    <a:blip r:embed="rId19" cstate="print"/>
+                    <a:srcRect b="0" l="0" r="0" t="0"/>
+                    <a:stretch>
+                      <a:fillRect/>
+                    </a:stretch>
+                  </pic:blipFill>
+                  <pic:spPr>
+                    <a:xfrm>
+                      <a:off x="0" y="0"/>
+                      <a:ext cx="2857500" cy="1981200"/>
+                    </a:xfrm>
+                    <a:prstGeom prst="rect"/>
+                  </pic:spPr>
+                </pic:pic>
+              </a:graphicData>
+            </a:graphic>
+          </wp:inline>
+        </w:drawing>
+      </w:r>
+    </w:p>
+    <w:p>
+      <w:pPr>
+        <w:spacing w:lineRule="auto"/>
+      </w:pPr>
+      <w:r>
         <w:rPr>
           <w:vertAlign w:val="subscript"/>
         </w:rPr>
@@ -17737,7 +17876,7 @@
         <w:rPr/>
         <w:t xml:space="preserve"> (</w:t>
       </w:r>
-      <w:hyperlink r:id="rId16">
+      <w:hyperlink r:id="rId20">
         <w:r>
           <w:rPr>
             <w:rStyle w:val="Hyperlink"/>

--- a/README.docx
+++ b/README.docx
@@ -16187,45 +16187,6 @@
         <w:spacing w:lineRule="auto"/>
       </w:pPr>
       <w:r>
-        <w:rPr/>
-        <w:drawing>
-          <wp:inline distB="0" distL="0" distR="0" distT="0">
-            <wp:extent cx="2857500" cy="1981200"/>
-            <wp:effectExtent b="0" l="0" r="0" t="0"/>
-            <wp:docPr id="2" name="image-xjlc2xVdejmf2EgVONXLE.png"/>
-            <a:graphic>
-              <a:graphicData uri="http://schemas.openxmlformats.org/drawingml/2006/picture">
-                <pic:pic>
-                  <pic:nvPicPr>
-                    <pic:cNvPr id="2" name="image-xjlc2xVdejmf2EgVONXLE.png" descr=""/>
-                    <pic:cNvPicPr/>
-                  </pic:nvPicPr>
-                  <pic:blipFill>
-                    <a:blip r:embed="rId19" cstate="print"/>
-                    <a:srcRect b="0" l="0" r="0" t="0"/>
-                    <a:stretch>
-                      <a:fillRect/>
-                    </a:stretch>
-                  </pic:blipFill>
-                  <pic:spPr>
-                    <a:xfrm>
-                      <a:off x="0" y="0"/>
-                      <a:ext cx="2857500" cy="1981200"/>
-                    </a:xfrm>
-                    <a:prstGeom prst="rect"/>
-                  </pic:spPr>
-                </pic:pic>
-              </a:graphicData>
-            </a:graphic>
-          </wp:inline>
-        </w:drawing>
-      </w:r>
-    </w:p>
-    <w:p>
-      <w:pPr>
-        <w:spacing w:lineRule="auto"/>
-      </w:pPr>
-      <w:r>
         <w:rPr>
           <w:vertAlign w:val="subscript"/>
         </w:rPr>
@@ -17876,7 +17837,7 @@
         <w:rPr/>
         <w:t xml:space="preserve"> (</w:t>
       </w:r>
-      <w:hyperlink r:id="rId20">
+      <w:hyperlink r:id="rId18">
         <w:r>
           <w:rPr>
             <w:rStyle w:val="Hyperlink"/>
